--- a/docs/delivery/out/Руководства/Руководство пользователя — Диспетчер ОДС.docx
+++ b/docs/delivery/out/Руководства/Руководство пользователя — Диспетчер ОДС.docx
@@ -116,7 +116,7 @@
       <w:r>
         <w:fldChar w:fldCharType="separate"/>
       </w:r>
-      <w:hyperlink w:anchor="_Toc241493200" w:history="1">
+      <w:hyperlink w:anchor="_Toc241494099" w:history="1">
         <w:r>
           <w:rPr>
             <w:rStyle w:val="aff8"/>
@@ -143,7 +143,7 @@
             <w:noProof/>
             <w:webHidden/>
           </w:rPr>
-          <w:instrText xml:space="preserve"> PAGEREF _Toc241493200 \h </w:instrText>
+          <w:instrText xml:space="preserve"> PAGEREF _Toc241494099 \h </w:instrText>
         </w:r>
         <w:r>
           <w:rPr>
@@ -186,7 +186,7 @@
           <w:lang w:val="ru-RU" w:eastAsia="ru-RU"/>
         </w:rPr>
       </w:pPr>
-      <w:hyperlink w:anchor="_Toc241493201" w:history="1">
+      <w:hyperlink w:anchor="_Toc241494100" w:history="1">
         <w:r>
           <w:rPr>
             <w:rStyle w:val="aff8"/>
@@ -213,7 +213,7 @@
             <w:noProof/>
             <w:webHidden/>
           </w:rPr>
-          <w:instrText xml:space="preserve"> PAGEREF _Toc241493201 \h </w:instrText>
+          <w:instrText xml:space="preserve"> PAGEREF _Toc241494100 \h </w:instrText>
         </w:r>
         <w:r>
           <w:rPr>
@@ -256,7 +256,7 @@
           <w:lang w:val="ru-RU" w:eastAsia="ru-RU"/>
         </w:rPr>
       </w:pPr>
-      <w:hyperlink w:anchor="_Toc241493202" w:history="1">
+      <w:hyperlink w:anchor="_Toc241494101" w:history="1">
         <w:r>
           <w:rPr>
             <w:rStyle w:val="aff8"/>
@@ -283,7 +283,7 @@
             <w:noProof/>
             <w:webHidden/>
           </w:rPr>
-          <w:instrText xml:space="preserve"> PAGEREF _Toc241493202 \h </w:instrText>
+          <w:instrText xml:space="preserve"> PAGEREF _Toc241494101 \h </w:instrText>
         </w:r>
         <w:r>
           <w:rPr>
@@ -326,7 +326,7 @@
           <w:lang w:val="ru-RU" w:eastAsia="ru-RU"/>
         </w:rPr>
       </w:pPr>
-      <w:hyperlink w:anchor="_Toc241493203" w:history="1">
+      <w:hyperlink w:anchor="_Toc241494102" w:history="1">
         <w:r>
           <w:rPr>
             <w:rStyle w:val="aff8"/>
@@ -353,7 +353,7 @@
             <w:noProof/>
             <w:webHidden/>
           </w:rPr>
-          <w:instrText xml:space="preserve"> PAGEREF _Toc241493203 \h </w:instrText>
+          <w:instrText xml:space="preserve"> PAGEREF _Toc241494102 \h </w:instrText>
         </w:r>
         <w:r>
           <w:rPr>
@@ -396,7 +396,7 @@
           <w:lang w:val="ru-RU" w:eastAsia="ru-RU"/>
         </w:rPr>
       </w:pPr>
-      <w:hyperlink w:anchor="_Toc241493204" w:history="1">
+      <w:hyperlink w:anchor="_Toc241494103" w:history="1">
         <w:r>
           <w:rPr>
             <w:rStyle w:val="aff8"/>
@@ -423,7 +423,7 @@
             <w:noProof/>
             <w:webHidden/>
           </w:rPr>
-          <w:instrText xml:space="preserve"> PAGEREF _Toc241493204 \h </w:instrText>
+          <w:instrText xml:space="preserve"> PAGEREF _Toc241494103 \h </w:instrText>
         </w:r>
         <w:r>
           <w:rPr>
@@ -466,7 +466,7 @@
           <w:lang w:val="ru-RU" w:eastAsia="ru-RU"/>
         </w:rPr>
       </w:pPr>
-      <w:hyperlink w:anchor="_Toc241493205" w:history="1">
+      <w:hyperlink w:anchor="_Toc241494104" w:history="1">
         <w:r>
           <w:rPr>
             <w:rStyle w:val="aff8"/>
@@ -493,7 +493,7 @@
             <w:noProof/>
             <w:webHidden/>
           </w:rPr>
-          <w:instrText xml:space="preserve"> PAGEREF _Toc241493205 \h </w:instrText>
+          <w:instrText xml:space="preserve"> PAGEREF _Toc241494104 \h </w:instrText>
         </w:r>
         <w:r>
           <w:rPr>
@@ -536,7 +536,7 @@
           <w:lang w:val="ru-RU" w:eastAsia="ru-RU"/>
         </w:rPr>
       </w:pPr>
-      <w:hyperlink w:anchor="_Toc241493206" w:history="1">
+      <w:hyperlink w:anchor="_Toc241494105" w:history="1">
         <w:r>
           <w:rPr>
             <w:rStyle w:val="aff8"/>
@@ -563,7 +563,7 @@
             <w:noProof/>
             <w:webHidden/>
           </w:rPr>
-          <w:instrText xml:space="preserve"> PAGEREF _Toc241493206 \h </w:instrText>
+          <w:instrText xml:space="preserve"> PAGEREF _Toc241494105 \h </w:instrText>
         </w:r>
         <w:r>
           <w:rPr>
@@ -606,7 +606,7 @@
           <w:lang w:val="ru-RU" w:eastAsia="ru-RU"/>
         </w:rPr>
       </w:pPr>
-      <w:hyperlink w:anchor="_Toc241493207" w:history="1">
+      <w:hyperlink w:anchor="_Toc241494106" w:history="1">
         <w:r>
           <w:rPr>
             <w:rStyle w:val="aff8"/>
@@ -633,7 +633,7 @@
             <w:noProof/>
             <w:webHidden/>
           </w:rPr>
-          <w:instrText xml:space="preserve"> PAGEREF _Toc241493207 \h </w:instrText>
+          <w:instrText xml:space="preserve"> PAGEREF _Toc241494106 \h </w:instrText>
         </w:r>
         <w:r>
           <w:rPr>
@@ -676,7 +676,7 @@
           <w:lang w:val="ru-RU" w:eastAsia="ru-RU"/>
         </w:rPr>
       </w:pPr>
-      <w:hyperlink w:anchor="_Toc241493208" w:history="1">
+      <w:hyperlink w:anchor="_Toc241494107" w:history="1">
         <w:r>
           <w:rPr>
             <w:rStyle w:val="aff8"/>
@@ -703,7 +703,7 @@
             <w:noProof/>
             <w:webHidden/>
           </w:rPr>
-          <w:instrText xml:space="preserve"> PAGEREF _Toc241493208 \h </w:instrText>
+          <w:instrText xml:space="preserve"> PAGEREF _Toc241494107 \h </w:instrText>
         </w:r>
         <w:r>
           <w:rPr>
@@ -748,7 +748,7 @@
       <w:pPr>
         <w:pStyle w:val="1"/>
       </w:pPr>
-      <w:bookmarkStart w:id="0" w:name="_Toc241493200"/>
+      <w:bookmarkStart w:id="0" w:name="_Toc241494099"/>
       <w:r>
         <w:lastRenderedPageBreak/>
         <w:t>Руководство пользователя: диспетчер ОДС</w:t>
@@ -784,7 +784,7 @@
       <w:pPr>
         <w:pStyle w:val="21"/>
       </w:pPr>
-      <w:bookmarkStart w:id="1" w:name="_Toc241493201"/>
+      <w:bookmarkStart w:id="1" w:name="_Toc241494100"/>
       <w:r>
         <w:t>1. Вход и начало смены</w:t>
       </w:r>
@@ -856,7 +856,7 @@
           <w:noProof/>
         </w:rPr>
         <w:drawing>
-          <wp:inline distT="0" distB="0" distL="0" distR="0" wp14:anchorId="6CD2F6CB" wp14:editId="7452B531">
+          <wp:inline distT="0" distB="0" distL="0" distR="0" wp14:anchorId="348E5329" wp14:editId="531921D6">
             <wp:extent cx="5940000" cy="3712500"/>
             <wp:effectExtent l="0" t="0" r="0" b="0"/>
             <wp:docPr id="1" name="Picture 1"/>
@@ -914,7 +914,7 @@
         </w:rPr>
         <w:lastRenderedPageBreak/>
         <w:drawing>
-          <wp:inline distT="0" distB="0" distL="0" distR="0" wp14:anchorId="23FE04ED" wp14:editId="630FAFC4">
+          <wp:inline distT="0" distB="0" distL="0" distR="0" wp14:anchorId="0633F5B3" wp14:editId="1265772C">
             <wp:extent cx="5940000" cy="3712500"/>
             <wp:effectExtent l="0" t="0" r="0" b="0"/>
             <wp:docPr id="2" name="Picture 2"/>
@@ -966,7 +966,7 @@
       <w:pPr>
         <w:pStyle w:val="21"/>
       </w:pPr>
-      <w:bookmarkStart w:id="2" w:name="_Toc241493202"/>
+      <w:bookmarkStart w:id="2" w:name="_Toc241494101"/>
       <w:r>
         <w:t>2. Что где</w:t>
       </w:r>
@@ -1359,7 +1359,7 @@
         </w:rPr>
         <w:lastRenderedPageBreak/>
         <w:drawing>
-          <wp:inline distT="0" distB="0" distL="0" distR="0" wp14:anchorId="6BD6F0D4" wp14:editId="2FE1F42C">
+          <wp:inline distT="0" distB="0" distL="0" distR="0" wp14:anchorId="59998DBA" wp14:editId="72DF01FE">
             <wp:extent cx="5940000" cy="3712500"/>
             <wp:effectExtent l="0" t="0" r="0" b="0"/>
             <wp:docPr id="3" name="Picture 3"/>
@@ -1411,7 +1411,7 @@
       <w:pPr>
         <w:pStyle w:val="21"/>
       </w:pPr>
-      <w:bookmarkStart w:id="3" w:name="_Toc241493203"/>
+      <w:bookmarkStart w:id="3" w:name="_Toc241494102"/>
       <w:r>
         <w:t xml:space="preserve">3. </w:t>
       </w:r>
@@ -1583,7 +1583,7 @@
       <w:pPr>
         <w:pStyle w:val="21"/>
       </w:pPr>
-      <w:bookmarkStart w:id="4" w:name="_Toc241493204"/>
+      <w:bookmarkStart w:id="4" w:name="_Toc241494103"/>
       <w:r>
         <w:t>4. Норматив</w:t>
       </w:r>
@@ -1792,7 +1792,7 @@
       <w:pPr>
         <w:pStyle w:val="21"/>
       </w:pPr>
-      <w:bookmarkStart w:id="5" w:name="_Toc241493205"/>
+      <w:bookmarkStart w:id="5" w:name="_Toc241494104"/>
       <w:r>
         <w:t>5. Прогнозы</w:t>
       </w:r>
@@ -1846,7 +1846,7 @@
       <w:pPr>
         <w:pStyle w:val="21"/>
       </w:pPr>
-      <w:bookmarkStart w:id="6" w:name="_Toc241493206"/>
+      <w:bookmarkStart w:id="6" w:name="_Toc241494105"/>
       <w:r>
         <w:t>6. Конец смены</w:t>
       </w:r>
@@ -1876,7 +1876,7 @@
       <w:pPr>
         <w:pStyle w:val="21"/>
       </w:pPr>
-      <w:bookmarkStart w:id="7" w:name="_Toc241493207"/>
+      <w:bookmarkStart w:id="7" w:name="_Toc241494106"/>
       <w:r>
         <w:t>7. Чего роль не делает</w:t>
       </w:r>
@@ -1913,7 +1913,7 @@
       <w:pPr>
         <w:pStyle w:val="21"/>
       </w:pPr>
-      <w:bookmarkStart w:id="8" w:name="_Toc241493208"/>
+      <w:bookmarkStart w:id="8" w:name="_Toc241494107"/>
       <w:r>
         <w:t>8. Вопросы</w:t>
       </w:r>
@@ -13666,7 +13666,7 @@
     <w:autoRedefine/>
     <w:uiPriority w:val="39"/>
     <w:unhideWhenUsed/>
-    <w:rsid w:val="0000336E"/>
+    <w:rsid w:val="00866C54"/>
     <w:pPr>
       <w:spacing w:after="100"/>
     </w:pPr>
@@ -13678,7 +13678,7 @@
     <w:autoRedefine/>
     <w:uiPriority w:val="39"/>
     <w:unhideWhenUsed/>
-    <w:rsid w:val="0000336E"/>
+    <w:rsid w:val="00866C54"/>
     <w:pPr>
       <w:spacing w:after="100"/>
       <w:ind w:left="220"/>
@@ -13689,7 +13689,7 @@
     <w:basedOn w:val="a2"/>
     <w:uiPriority w:val="99"/>
     <w:unhideWhenUsed/>
-    <w:rsid w:val="0000336E"/>
+    <w:rsid w:val="00866C54"/>
     <w:rPr>
       <w:color w:val="0000FF" w:themeColor="hyperlink"/>
       <w:u w:val="single"/>

--- a/docs/delivery/out/Руководства/Руководство пользователя — Диспетчер ОДС.docx
+++ b/docs/delivery/out/Руководства/Руководство пользователя — Диспетчер ОДС.docx
@@ -116,7 +116,7 @@
       <w:r>
         <w:fldChar w:fldCharType="separate"/>
       </w:r>
-      <w:hyperlink w:anchor="_Toc241494099" w:history="1">
+      <w:hyperlink w:anchor="_Toc241594692" w:history="1">
         <w:r>
           <w:rPr>
             <w:rStyle w:val="aff8"/>
@@ -143,7 +143,7 @@
             <w:noProof/>
             <w:webHidden/>
           </w:rPr>
-          <w:instrText xml:space="preserve"> PAGEREF _Toc241494099 \h </w:instrText>
+          <w:instrText xml:space="preserve"> PAGEREF _Toc241594692 \h </w:instrText>
         </w:r>
         <w:r>
           <w:rPr>
@@ -186,7 +186,7 @@
           <w:lang w:val="ru-RU" w:eastAsia="ru-RU"/>
         </w:rPr>
       </w:pPr>
-      <w:hyperlink w:anchor="_Toc241494100" w:history="1">
+      <w:hyperlink w:anchor="_Toc241594693" w:history="1">
         <w:r>
           <w:rPr>
             <w:rStyle w:val="aff8"/>
@@ -213,7 +213,7 @@
             <w:noProof/>
             <w:webHidden/>
           </w:rPr>
-          <w:instrText xml:space="preserve"> PAGEREF _Toc241494100 \h </w:instrText>
+          <w:instrText xml:space="preserve"> PAGEREF _Toc241594693 \h </w:instrText>
         </w:r>
         <w:r>
           <w:rPr>
@@ -256,7 +256,7 @@
           <w:lang w:val="ru-RU" w:eastAsia="ru-RU"/>
         </w:rPr>
       </w:pPr>
-      <w:hyperlink w:anchor="_Toc241494101" w:history="1">
+      <w:hyperlink w:anchor="_Toc241594694" w:history="1">
         <w:r>
           <w:rPr>
             <w:rStyle w:val="aff8"/>
@@ -283,7 +283,7 @@
             <w:noProof/>
             <w:webHidden/>
           </w:rPr>
-          <w:instrText xml:space="preserve"> PAGEREF _Toc241494101 \h </w:instrText>
+          <w:instrText xml:space="preserve"> PAGEREF _Toc241594694 \h </w:instrText>
         </w:r>
         <w:r>
           <w:rPr>
@@ -326,7 +326,7 @@
           <w:lang w:val="ru-RU" w:eastAsia="ru-RU"/>
         </w:rPr>
       </w:pPr>
-      <w:hyperlink w:anchor="_Toc241494102" w:history="1">
+      <w:hyperlink w:anchor="_Toc241594695" w:history="1">
         <w:r>
           <w:rPr>
             <w:rStyle w:val="aff8"/>
@@ -353,7 +353,7 @@
             <w:noProof/>
             <w:webHidden/>
           </w:rPr>
-          <w:instrText xml:space="preserve"> PAGEREF _Toc241494102 \h </w:instrText>
+          <w:instrText xml:space="preserve"> PAGEREF _Toc241594695 \h </w:instrText>
         </w:r>
         <w:r>
           <w:rPr>
@@ -396,7 +396,7 @@
           <w:lang w:val="ru-RU" w:eastAsia="ru-RU"/>
         </w:rPr>
       </w:pPr>
-      <w:hyperlink w:anchor="_Toc241494103" w:history="1">
+      <w:hyperlink w:anchor="_Toc241594696" w:history="1">
         <w:r>
           <w:rPr>
             <w:rStyle w:val="aff8"/>
@@ -423,7 +423,7 @@
             <w:noProof/>
             <w:webHidden/>
           </w:rPr>
-          <w:instrText xml:space="preserve"> PAGEREF _Toc241494103 \h </w:instrText>
+          <w:instrText xml:space="preserve"> PAGEREF _Toc241594696 \h </w:instrText>
         </w:r>
         <w:r>
           <w:rPr>
@@ -466,7 +466,7 @@
           <w:lang w:val="ru-RU" w:eastAsia="ru-RU"/>
         </w:rPr>
       </w:pPr>
-      <w:hyperlink w:anchor="_Toc241494104" w:history="1">
+      <w:hyperlink w:anchor="_Toc241594697" w:history="1">
         <w:r>
           <w:rPr>
             <w:rStyle w:val="aff8"/>
@@ -493,7 +493,7 @@
             <w:noProof/>
             <w:webHidden/>
           </w:rPr>
-          <w:instrText xml:space="preserve"> PAGEREF _Toc241494104 \h </w:instrText>
+          <w:instrText xml:space="preserve"> PAGEREF _Toc241594697 \h </w:instrText>
         </w:r>
         <w:r>
           <w:rPr>
@@ -536,7 +536,7 @@
           <w:lang w:val="ru-RU" w:eastAsia="ru-RU"/>
         </w:rPr>
       </w:pPr>
-      <w:hyperlink w:anchor="_Toc241494105" w:history="1">
+      <w:hyperlink w:anchor="_Toc241594698" w:history="1">
         <w:r>
           <w:rPr>
             <w:rStyle w:val="aff8"/>
@@ -563,7 +563,7 @@
             <w:noProof/>
             <w:webHidden/>
           </w:rPr>
-          <w:instrText xml:space="preserve"> PAGEREF _Toc241494105 \h </w:instrText>
+          <w:instrText xml:space="preserve"> PAGEREF _Toc241594698 \h </w:instrText>
         </w:r>
         <w:r>
           <w:rPr>
@@ -606,13 +606,13 @@
           <w:lang w:val="ru-RU" w:eastAsia="ru-RU"/>
         </w:rPr>
       </w:pPr>
-      <w:hyperlink w:anchor="_Toc241494106" w:history="1">
+      <w:hyperlink w:anchor="_Toc241594699" w:history="1">
         <w:r>
           <w:rPr>
             <w:rStyle w:val="aff8"/>
             <w:noProof/>
           </w:rPr>
-          <w:t>7. Чего роль не делает</w:t>
+          <w:t>7. Заявка после решения и закрытие карточки</w:t>
         </w:r>
         <w:r>
           <w:rPr>
@@ -633,7 +633,7 @@
             <w:noProof/>
             <w:webHidden/>
           </w:rPr>
-          <w:instrText xml:space="preserve"> PAGEREF _Toc241494106 \h </w:instrText>
+          <w:instrText xml:space="preserve"> PAGEREF _Toc241594699 \h </w:instrText>
         </w:r>
         <w:r>
           <w:rPr>
@@ -676,13 +676,13 @@
           <w:lang w:val="ru-RU" w:eastAsia="ru-RU"/>
         </w:rPr>
       </w:pPr>
-      <w:hyperlink w:anchor="_Toc241494107" w:history="1">
+      <w:hyperlink w:anchor="_Toc241594700" w:history="1">
         <w:r>
           <w:rPr>
             <w:rStyle w:val="aff8"/>
             <w:noProof/>
           </w:rPr>
-          <w:t>8. Вопросы</w:t>
+          <w:t>8. Режимы работы</w:t>
         </w:r>
         <w:r>
           <w:rPr>
@@ -703,7 +703,7 @@
             <w:noProof/>
             <w:webHidden/>
           </w:rPr>
-          <w:instrText xml:space="preserve"> PAGEREF _Toc241494107 \h </w:instrText>
+          <w:instrText xml:space="preserve"> PAGEREF _Toc241594700 \h </w:instrText>
         </w:r>
         <w:r>
           <w:rPr>
@@ -723,7 +723,147 @@
             <w:noProof/>
             <w:webHidden/>
           </w:rPr>
-          <w:t>6</w:t>
+          <w:t>7</w:t>
+        </w:r>
+        <w:r>
+          <w:rPr>
+            <w:noProof/>
+            <w:webHidden/>
+          </w:rPr>
+          <w:fldChar w:fldCharType="end"/>
+        </w:r>
+      </w:hyperlink>
+    </w:p>
+    <w:p>
+      <w:pPr>
+        <w:pStyle w:val="2c"/>
+        <w:tabs>
+          <w:tab w:val="right" w:leader="dot" w:pos="9628"/>
+        </w:tabs>
+        <w:rPr>
+          <w:rFonts w:asciiTheme="minorHAnsi" w:eastAsiaTheme="minorEastAsia" w:hAnsiTheme="minorHAnsi"/>
+          <w:noProof/>
+          <w:lang w:val="ru-RU" w:eastAsia="ru-RU"/>
+        </w:rPr>
+      </w:pPr>
+      <w:hyperlink w:anchor="_Toc241594701" w:history="1">
+        <w:r>
+          <w:rPr>
+            <w:rStyle w:val="aff8"/>
+            <w:noProof/>
+          </w:rPr>
+          <w:t>9. Чего роль не делает</w:t>
+        </w:r>
+        <w:r>
+          <w:rPr>
+            <w:noProof/>
+            <w:webHidden/>
+          </w:rPr>
+          <w:tab/>
+        </w:r>
+        <w:r>
+          <w:rPr>
+            <w:noProof/>
+            <w:webHidden/>
+          </w:rPr>
+          <w:fldChar w:fldCharType="begin"/>
+        </w:r>
+        <w:r>
+          <w:rPr>
+            <w:noProof/>
+            <w:webHidden/>
+          </w:rPr>
+          <w:instrText xml:space="preserve"> PAGEREF _Toc241594701 \h </w:instrText>
+        </w:r>
+        <w:r>
+          <w:rPr>
+            <w:noProof/>
+            <w:webHidden/>
+          </w:rPr>
+        </w:r>
+        <w:r>
+          <w:rPr>
+            <w:noProof/>
+            <w:webHidden/>
+          </w:rPr>
+          <w:fldChar w:fldCharType="separate"/>
+        </w:r>
+        <w:r>
+          <w:rPr>
+            <w:noProof/>
+            <w:webHidden/>
+          </w:rPr>
+          <w:t>7</w:t>
+        </w:r>
+        <w:r>
+          <w:rPr>
+            <w:noProof/>
+            <w:webHidden/>
+          </w:rPr>
+          <w:fldChar w:fldCharType="end"/>
+        </w:r>
+      </w:hyperlink>
+    </w:p>
+    <w:p>
+      <w:pPr>
+        <w:pStyle w:val="2c"/>
+        <w:tabs>
+          <w:tab w:val="right" w:leader="dot" w:pos="9628"/>
+        </w:tabs>
+        <w:rPr>
+          <w:rFonts w:asciiTheme="minorHAnsi" w:eastAsiaTheme="minorEastAsia" w:hAnsiTheme="minorHAnsi"/>
+          <w:noProof/>
+          <w:lang w:val="ru-RU" w:eastAsia="ru-RU"/>
+        </w:rPr>
+      </w:pPr>
+      <w:hyperlink w:anchor="_Toc241594702" w:history="1">
+        <w:r>
+          <w:rPr>
+            <w:rStyle w:val="aff8"/>
+            <w:noProof/>
+          </w:rPr>
+          <w:t>10. Вопросы</w:t>
+        </w:r>
+        <w:r>
+          <w:rPr>
+            <w:noProof/>
+            <w:webHidden/>
+          </w:rPr>
+          <w:tab/>
+        </w:r>
+        <w:r>
+          <w:rPr>
+            <w:noProof/>
+            <w:webHidden/>
+          </w:rPr>
+          <w:fldChar w:fldCharType="begin"/>
+        </w:r>
+        <w:r>
+          <w:rPr>
+            <w:noProof/>
+            <w:webHidden/>
+          </w:rPr>
+          <w:instrText xml:space="preserve"> PAGEREF _Toc241594702 \h </w:instrText>
+        </w:r>
+        <w:r>
+          <w:rPr>
+            <w:noProof/>
+            <w:webHidden/>
+          </w:rPr>
+        </w:r>
+        <w:r>
+          <w:rPr>
+            <w:noProof/>
+            <w:webHidden/>
+          </w:rPr>
+          <w:fldChar w:fldCharType="separate"/>
+        </w:r>
+        <w:r>
+          <w:rPr>
+            <w:noProof/>
+            <w:webHidden/>
+          </w:rPr>
+          <w:t>7</w:t>
         </w:r>
         <w:r>
           <w:rPr>
@@ -748,7 +888,7 @@
       <w:pPr>
         <w:pStyle w:val="1"/>
       </w:pPr>
-      <w:bookmarkStart w:id="0" w:name="_Toc241494099"/>
+      <w:bookmarkStart w:id="0" w:name="_Toc241594692"/>
       <w:r>
         <w:lastRenderedPageBreak/>
         <w:t>Руководство пользователя: диспетчер ОДС</w:t>
@@ -784,7 +924,7 @@
       <w:pPr>
         <w:pStyle w:val="21"/>
       </w:pPr>
-      <w:bookmarkStart w:id="1" w:name="_Toc241494100"/>
+      <w:bookmarkStart w:id="1" w:name="_Toc241594693"/>
       <w:r>
         <w:t>1. Вход и начало смены</w:t>
       </w:r>
@@ -856,7 +996,7 @@
           <w:noProof/>
         </w:rPr>
         <w:drawing>
-          <wp:inline distT="0" distB="0" distL="0" distR="0" wp14:anchorId="348E5329" wp14:editId="531921D6">
+          <wp:inline distT="0" distB="0" distL="0" distR="0" wp14:anchorId="57BC9D17" wp14:editId="79E370B1">
             <wp:extent cx="5940000" cy="3712500"/>
             <wp:effectExtent l="0" t="0" r="0" b="0"/>
             <wp:docPr id="1" name="Picture 1"/>
@@ -914,7 +1054,7 @@
         </w:rPr>
         <w:lastRenderedPageBreak/>
         <w:drawing>
-          <wp:inline distT="0" distB="0" distL="0" distR="0" wp14:anchorId="0633F5B3" wp14:editId="1265772C">
+          <wp:inline distT="0" distB="0" distL="0" distR="0" wp14:anchorId="25672160" wp14:editId="00782916">
             <wp:extent cx="5940000" cy="3712500"/>
             <wp:effectExtent l="0" t="0" r="0" b="0"/>
             <wp:docPr id="2" name="Picture 2"/>
@@ -966,7 +1106,7 @@
       <w:pPr>
         <w:pStyle w:val="21"/>
       </w:pPr>
-      <w:bookmarkStart w:id="2" w:name="_Toc241494101"/>
+      <w:bookmarkStart w:id="2" w:name="_Toc241594694"/>
       <w:r>
         <w:t>2. Что где</w:t>
       </w:r>
@@ -1359,7 +1499,7 @@
         </w:rPr>
         <w:lastRenderedPageBreak/>
         <w:drawing>
-          <wp:inline distT="0" distB="0" distL="0" distR="0" wp14:anchorId="59998DBA" wp14:editId="72DF01FE">
+          <wp:inline distT="0" distB="0" distL="0" distR="0" wp14:anchorId="1CCCCFDD" wp14:editId="784F24D4">
             <wp:extent cx="5940000" cy="3712500"/>
             <wp:effectExtent l="0" t="0" r="0" b="0"/>
             <wp:docPr id="3" name="Picture 3"/>
@@ -1411,7 +1551,7 @@
       <w:pPr>
         <w:pStyle w:val="21"/>
       </w:pPr>
-      <w:bookmarkStart w:id="3" w:name="_Toc241494102"/>
+      <w:bookmarkStart w:id="3" w:name="_Toc241594695"/>
       <w:r>
         <w:t xml:space="preserve">3. </w:t>
       </w:r>
@@ -1576,19 +1716,19 @@
     <w:p>
       <w:r>
         <w:lastRenderedPageBreak/>
-        <w:t>&gt; Не закрывайте физическую угрозу (пожар, газ, вода, проникновение) как ложную без проверки: &gt; повтор угрозы на объекте в течение 6 часов снижает показатель качества решений.</w:t>
+        <w:t>&gt; Не закрывайте физическую угрозу (пожар, газ, вода, проникновение, аномальная температура) как ложную без проверки: &gt; повтор угрозы на объекте в течение 6 часов снижает показатель качес</w:t>
+      </w:r>
+      <w:r>
+        <w:t>тва решений.</w:t>
       </w:r>
     </w:p>
     <w:p>
       <w:pPr>
         <w:pStyle w:val="21"/>
       </w:pPr>
-      <w:bookmarkStart w:id="4" w:name="_Toc241494103"/>
+      <w:bookmarkStart w:id="4" w:name="_Toc241594696"/>
       <w:r>
-        <w:t>4. Норматив</w:t>
-      </w:r>
-      <w:r>
-        <w:t>ы реакции и эскалация</w:t>
+        <w:t>4. Нормативы реакции и эскалация</w:t>
       </w:r>
       <w:bookmarkEnd w:id="4"/>
     </w:p>
@@ -1792,7 +1932,7 @@
       <w:pPr>
         <w:pStyle w:val="21"/>
       </w:pPr>
-      <w:bookmarkStart w:id="5" w:name="_Toc241494104"/>
+      <w:bookmarkStart w:id="5" w:name="_Toc241594697"/>
       <w:r>
         <w:t>5. Прогнозы</w:t>
       </w:r>
@@ -1846,7 +1986,7 @@
       <w:pPr>
         <w:pStyle w:val="21"/>
       </w:pPr>
-      <w:bookmarkStart w:id="6" w:name="_Toc241494105"/>
+      <w:bookmarkStart w:id="6" w:name="_Toc241594698"/>
       <w:r>
         <w:t>6. Конец смены</w:t>
       </w:r>
@@ -1876,21 +2016,652 @@
       <w:pPr>
         <w:pStyle w:val="21"/>
       </w:pPr>
-      <w:bookmarkStart w:id="7" w:name="_Toc241494106"/>
+      <w:bookmarkStart w:id="7" w:name="_Toc241594699"/>
       <w:r>
-        <w:t>7. Чего роль не делает</w:t>
+        <w:t>7. Заявка после решения и за</w:t>
+      </w:r>
+      <w:r>
+        <w:t>крытие карточки</w:t>
       </w:r>
       <w:bookmarkEnd w:id="7"/>
     </w:p>
     <w:p>
       <w:pPr>
-        <w:pStyle w:val="a0"/>
+        <w:pStyle w:val="a"/>
+        <w:numPr>
+          <w:ilvl w:val="0"/>
+          <w:numId w:val="13"/>
+        </w:numPr>
       </w:pPr>
       <w:r>
-        <w:t>Не ут</w:t>
+        <w:rPr>
+          <w:b/>
+        </w:rPr>
+        <w:t>Черновик</w:t>
       </w:r>
       <w:r>
-        <w:t>верждает заявки и не перехватывает чужие карточки — это руководитель.</w:t>
+        <w:t xml:space="preserve"> — в карточке «Черновик заявки»: объект, вид работ, приоритет и срок подставятся сами (критический — 2 часа, высокий — 8, средний — сутки, низкий — 3 дня). Черновик виден в «Заявки и ТО».</w:t>
+      </w:r>
+    </w:p>
+    <w:p>
+      <w:pPr>
+        <w:pStyle w:val="a"/>
+      </w:pPr>
+      <w:r>
+        <w:rPr>
+          <w:b/>
+        </w:rPr>
+        <w:t>Утверждение</w:t>
+      </w:r>
+      <w:r>
+        <w:t xml:space="preserve"> делает руководитель; исполнитель</w:t>
+      </w:r>
+      <w:r>
+        <w:t xml:space="preserve"> подставится сам — бригадир бригады зоны объекта.</w:t>
+      </w:r>
+    </w:p>
+    <w:p>
+      <w:pPr>
+        <w:pStyle w:val="a"/>
+      </w:pPr>
+      <w:r>
+        <w:rPr>
+          <w:b/>
+        </w:rPr>
+        <w:t>Передача в систему заявок</w:t>
+      </w:r>
+      <w:r>
+        <w:t xml:space="preserve"> заказчика — кнопка «Передать в систему заявок» в «Заявки и ТО» (руководитель или вы). Если системы заявок нет, этого шага нет: бригада берёт заявку сразу.</w:t>
+      </w:r>
+    </w:p>
+    <w:p>
+      <w:pPr>
+        <w:pStyle w:val="a"/>
+      </w:pPr>
+      <w:r>
+        <w:rPr>
+          <w:b/>
+        </w:rPr>
+        <w:t>Ход работ</w:t>
+      </w:r>
+      <w:r>
+        <w:t xml:space="preserve"> виден в хроноло</w:t>
+      </w:r>
+      <w:r>
+        <w:t>гии карточки: «передана в систему заявок», «бригада приступила», «выполнена» с отчётом бригады.</w:t>
+      </w:r>
+    </w:p>
+    <w:p>
+      <w:pPr>
+        <w:pStyle w:val="a"/>
+      </w:pPr>
+      <w:r>
+        <w:rPr>
+          <w:b/>
+        </w:rPr>
+        <w:t>Закрытие карточки.</w:t>
+      </w:r>
+      <w:r>
+        <w:t xml:space="preserve"> Получив отчёт, примите решение </w:t>
+      </w:r>
+      <w:r>
+        <w:rPr>
+          <w:b/>
+        </w:rPr>
+        <w:t>«Устранено»</w:t>
+      </w:r>
+      <w:r>
+        <w:t xml:space="preserve"> — карточка перейдёт в «Решён». Ложную тревогу закрывает решение «Ложное срабатывание». Решения «Вы</w:t>
+      </w:r>
+      <w:r>
+        <w:t>езд бригады», «Направлена проверка», «Инцидент подтверждён» оставляют карточку «В работе», «Мониторинг ситуации» — «Принят».</w:t>
+      </w:r>
+    </w:p>
+    <w:p>
+      <w:pPr>
+        <w:pStyle w:val="a"/>
+      </w:pPr>
+      <w:r>
+        <w:lastRenderedPageBreak/>
+        <w:t xml:space="preserve">Заявку можно </w:t>
+      </w:r>
+      <w:r>
+        <w:rPr>
+          <w:b/>
+        </w:rPr>
+        <w:t>отменить</w:t>
+      </w:r>
+      <w:r>
+        <w:t xml:space="preserve"> до выполнения («Заявки и ТО» → «Отменить»), например если причина устранена дистанционно.</w:t>
+      </w:r>
+    </w:p>
+    <w:p>
+      <w:pPr>
+        <w:pStyle w:val="21"/>
+      </w:pPr>
+      <w:bookmarkStart w:id="8" w:name="_Toc241594700"/>
+      <w:r>
+        <w:t>8. Режимы работы</w:t>
+      </w:r>
+      <w:bookmarkEnd w:id="8"/>
+    </w:p>
+    <w:tbl>
+      <w:tblPr>
+        <w:tblStyle w:val="aff0"/>
+        <w:tblW w:w="0" w:type="auto"/>
+        <w:jc w:val="center"/>
+        <w:tblLook w:val="04A0" w:firstRow="1" w:lastRow="0" w:firstColumn="1" w:lastColumn="0" w:noHBand="0" w:noVBand="1"/>
+      </w:tblPr>
+      <w:tblGrid>
+        <w:gridCol w:w="3213"/>
+        <w:gridCol w:w="3213"/>
+        <w:gridCol w:w="3213"/>
+      </w:tblGrid>
+      <w:tr>
+        <w:trPr>
+          <w:tblHeader/>
+          <w:jc w:val="center"/>
+        </w:trPr>
+        <w:tc>
+          <w:tcPr>
+            <w:tcW w:w="3213" w:type="dxa"/>
+            <w:shd w:val="clear" w:color="auto" w:fill="E8EDF6"/>
+          </w:tcPr>
+          <w:p>
+            <w:pPr>
+              <w:keepNext/>
+            </w:pPr>
+            <w:r>
+              <w:rPr>
+                <w:b/>
+                <w:sz w:val="18"/>
+              </w:rPr>
+              <w:t>Ре</w:t>
+            </w:r>
+            <w:r>
+              <w:rPr>
+                <w:b/>
+                <w:sz w:val="18"/>
+              </w:rPr>
+              <w:t>жим</w:t>
+            </w:r>
+          </w:p>
+        </w:tc>
+        <w:tc>
+          <w:tcPr>
+            <w:tcW w:w="3213" w:type="dxa"/>
+            <w:shd w:val="clear" w:color="auto" w:fill="E8EDF6"/>
+          </w:tcPr>
+          <w:p>
+            <w:pPr>
+              <w:keepNext/>
+            </w:pPr>
+            <w:r>
+              <w:rPr>
+                <w:b/>
+                <w:sz w:val="18"/>
+              </w:rPr>
+              <w:t>Как включить</w:t>
+            </w:r>
+          </w:p>
+        </w:tc>
+        <w:tc>
+          <w:tcPr>
+            <w:tcW w:w="3213" w:type="dxa"/>
+            <w:shd w:val="clear" w:color="auto" w:fill="E8EDF6"/>
+          </w:tcPr>
+          <w:p>
+            <w:pPr>
+              <w:keepNext/>
+            </w:pPr>
+            <w:r>
+              <w:rPr>
+                <w:b/>
+                <w:sz w:val="18"/>
+              </w:rPr>
+              <w:t>Для чего</w:t>
+            </w:r>
+          </w:p>
+        </w:tc>
+      </w:tr>
+      <w:tr>
+        <w:trPr>
+          <w:jc w:val="center"/>
+        </w:trPr>
+        <w:tc>
+          <w:tcPr>
+            <w:tcW w:w="3213" w:type="dxa"/>
+          </w:tcPr>
+          <w:p>
+            <w:r>
+              <w:rPr>
+                <w:sz w:val="18"/>
+              </w:rPr>
+              <w:t>Карта «Обстановка»</w:t>
+            </w:r>
+          </w:p>
+        </w:tc>
+        <w:tc>
+          <w:tcPr>
+            <w:tcW w:w="3213" w:type="dxa"/>
+          </w:tcPr>
+          <w:p>
+            <w:r>
+              <w:rPr>
+                <w:sz w:val="18"/>
+              </w:rPr>
+              <w:t>«Мониторинг», по умолчанию</w:t>
+            </w:r>
+          </w:p>
+        </w:tc>
+        <w:tc>
+          <w:tcPr>
+            <w:tcW w:w="3213" w:type="dxa"/>
+          </w:tcPr>
+          <w:p>
+            <w:r>
+              <w:rPr>
+                <w:sz w:val="18"/>
+              </w:rPr>
+              <w:t>цвет объекта — самая серьёзная открытая карточка</w:t>
+            </w:r>
+          </w:p>
+        </w:tc>
+      </w:tr>
+      <w:tr>
+        <w:trPr>
+          <w:jc w:val="center"/>
+        </w:trPr>
+        <w:tc>
+          <w:tcPr>
+            <w:tcW w:w="3213" w:type="dxa"/>
+          </w:tcPr>
+          <w:p>
+            <w:r>
+              <w:rPr>
+                <w:sz w:val="18"/>
+              </w:rPr>
+              <w:t>Карта «Прогноз», «Датчики», «Данные», «Заявки»</w:t>
+            </w:r>
+          </w:p>
+        </w:tc>
+        <w:tc>
+          <w:tcPr>
+            <w:tcW w:w="3213" w:type="dxa"/>
+          </w:tcPr>
+          <w:p>
+            <w:r>
+              <w:rPr>
+                <w:sz w:val="18"/>
+              </w:rPr>
+              <w:t>кнопки над картой</w:t>
+            </w:r>
+          </w:p>
+        </w:tc>
+        <w:tc>
+          <w:tcPr>
+            <w:tcW w:w="3213" w:type="dxa"/>
+          </w:tcPr>
+          <w:p>
+            <w:r>
+              <w:rPr>
+                <w:sz w:val="18"/>
+              </w:rPr>
+              <w:t xml:space="preserve">риск по прогнозу, датчики не в норме, качество данных, </w:t>
+            </w:r>
+            <w:r>
+              <w:rPr>
+                <w:sz w:val="18"/>
+              </w:rPr>
+              <w:t>открытые заявки</w:t>
+            </w:r>
+          </w:p>
+        </w:tc>
+      </w:tr>
+      <w:tr>
+        <w:trPr>
+          <w:jc w:val="center"/>
+        </w:trPr>
+        <w:tc>
+          <w:tcPr>
+            <w:tcW w:w="3213" w:type="dxa"/>
+          </w:tcPr>
+          <w:p>
+            <w:r>
+              <w:rPr>
+                <w:sz w:val="18"/>
+              </w:rPr>
+              <w:t>Спутник и этажи</w:t>
+            </w:r>
+          </w:p>
+        </w:tc>
+        <w:tc>
+          <w:tcPr>
+            <w:tcW w:w="3213" w:type="dxa"/>
+          </w:tcPr>
+          <w:p>
+            <w:r>
+              <w:rPr>
+                <w:sz w:val="18"/>
+              </w:rPr>
+              <w:t>кнопка со спутником; переключатель этажей справа</w:t>
+            </w:r>
+          </w:p>
+        </w:tc>
+        <w:tc>
+          <w:tcPr>
+            <w:tcW w:w="3213" w:type="dxa"/>
+          </w:tcPr>
+          <w:p>
+            <w:r>
+              <w:rPr>
+                <w:sz w:val="18"/>
+              </w:rPr>
+              <w:t>снимок местности, план этажа с датчиками этажа, прозрачность плана ползунком</w:t>
+            </w:r>
+          </w:p>
+        </w:tc>
+      </w:tr>
+      <w:tr>
+        <w:trPr>
+          <w:jc w:val="center"/>
+        </w:trPr>
+        <w:tc>
+          <w:tcPr>
+            <w:tcW w:w="3213" w:type="dxa"/>
+          </w:tcPr>
+          <w:p>
+            <w:r>
+              <w:rPr>
+                <w:sz w:val="18"/>
+              </w:rPr>
+              <w:t>Схема по пикетам</w:t>
+            </w:r>
+          </w:p>
+        </w:tc>
+        <w:tc>
+          <w:tcPr>
+            <w:tcW w:w="3213" w:type="dxa"/>
+          </w:tcPr>
+          <w:p>
+            <w:r>
+              <w:rPr>
+                <w:sz w:val="18"/>
+              </w:rPr>
+              <w:t>«Схема объектов», блок на рабочем месте</w:t>
+            </w:r>
+          </w:p>
+        </w:tc>
+        <w:tc>
+          <w:tcPr>
+            <w:tcW w:w="3213" w:type="dxa"/>
+          </w:tcPr>
+          <w:p>
+            <w:r>
+              <w:rPr>
+                <w:sz w:val="18"/>
+              </w:rPr>
+              <w:t>трасса коллектора: где сработали датчик</w:t>
+            </w:r>
+            <w:r>
+              <w:rPr>
+                <w:sz w:val="18"/>
+              </w:rPr>
+              <w:t>и</w:t>
+            </w:r>
+          </w:p>
+        </w:tc>
+      </w:tr>
+      <w:tr>
+        <w:trPr>
+          <w:jc w:val="center"/>
+        </w:trPr>
+        <w:tc>
+          <w:tcPr>
+            <w:tcW w:w="3213" w:type="dxa"/>
+          </w:tcPr>
+          <w:p>
+            <w:r>
+              <w:rPr>
+                <w:sz w:val="18"/>
+              </w:rPr>
+              <w:t>История</w:t>
+            </w:r>
+          </w:p>
+        </w:tc>
+        <w:tc>
+          <w:tcPr>
+            <w:tcW w:w="3213" w:type="dxa"/>
+          </w:tcPr>
+          <w:p>
+            <w:r>
+              <w:rPr>
+                <w:sz w:val="18"/>
+              </w:rPr>
+              <w:t>«История»</w:t>
+            </w:r>
+          </w:p>
+        </w:tc>
+        <w:tc>
+          <w:tcPr>
+            <w:tcW w:w="3213" w:type="dxa"/>
+          </w:tcPr>
+          <w:p>
+            <w:r>
+              <w:rPr>
+                <w:sz w:val="18"/>
+              </w:rPr>
+              <w:t>показания канала или объекта за любой период с 2019 года</w:t>
+            </w:r>
+          </w:p>
+        </w:tc>
+      </w:tr>
+      <w:tr>
+        <w:trPr>
+          <w:jc w:val="center"/>
+        </w:trPr>
+        <w:tc>
+          <w:tcPr>
+            <w:tcW w:w="3213" w:type="dxa"/>
+          </w:tcPr>
+          <w:p>
+            <w:r>
+              <w:rPr>
+                <w:sz w:val="18"/>
+              </w:rPr>
+              <w:t>Разбор эпизода</w:t>
+            </w:r>
+          </w:p>
+        </w:tc>
+        <w:tc>
+          <w:tcPr>
+            <w:tcW w:w="3213" w:type="dxa"/>
+          </w:tcPr>
+          <w:p>
+            <w:r>
+              <w:rPr>
+                <w:sz w:val="18"/>
+              </w:rPr>
+              <w:t>«Разбор эпизода»</w:t>
+            </w:r>
+          </w:p>
+        </w:tc>
+        <w:tc>
+          <w:tcPr>
+            <w:tcW w:w="3213" w:type="dxa"/>
+          </w:tcPr>
+          <w:p>
+            <w:r>
+              <w:rPr>
+                <w:sz w:val="18"/>
+              </w:rPr>
+              <w:t>воспроизвести прошлый эпизод по шагам</w:t>
+            </w:r>
+          </w:p>
+        </w:tc>
+      </w:tr>
+      <w:tr>
+        <w:trPr>
+          <w:jc w:val="center"/>
+        </w:trPr>
+        <w:tc>
+          <w:tcPr>
+            <w:tcW w:w="3213" w:type="dxa"/>
+          </w:tcPr>
+          <w:p>
+            <w:r>
+              <w:rPr>
+                <w:sz w:val="18"/>
+              </w:rPr>
+              <w:t>Учебный контур</w:t>
+            </w:r>
+          </w:p>
+        </w:tc>
+        <w:tc>
+          <w:tcPr>
+            <w:tcW w:w="3213" w:type="dxa"/>
+          </w:tcPr>
+          <w:p>
+            <w:r>
+              <w:rPr>
+                <w:sz w:val="18"/>
+              </w:rPr>
+              <w:t>переключатель в шапке</w:t>
+            </w:r>
+          </w:p>
+        </w:tc>
+        <w:tc>
+          <w:tcPr>
+            <w:tcW w:w="3213" w:type="dxa"/>
+          </w:tcPr>
+          <w:p>
+            <w:r>
+              <w:rPr>
+                <w:sz w:val="18"/>
+              </w:rPr>
+              <w:t xml:space="preserve">полигон Мю, Кси, Тау: учебные задания и учения, на работу </w:t>
+            </w:r>
+            <w:r>
+              <w:rPr>
+                <w:sz w:val="18"/>
+              </w:rPr>
+              <w:t>района не влияет</w:t>
+            </w:r>
+          </w:p>
+        </w:tc>
+      </w:tr>
+      <w:tr>
+        <w:trPr>
+          <w:jc w:val="center"/>
+        </w:trPr>
+        <w:tc>
+          <w:tcPr>
+            <w:tcW w:w="3213" w:type="dxa"/>
+          </w:tcPr>
+          <w:p>
+            <w:r>
+              <w:rPr>
+                <w:sz w:val="18"/>
+              </w:rPr>
+              <w:t>Учебные задания</w:t>
+            </w:r>
+          </w:p>
+        </w:tc>
+        <w:tc>
+          <w:tcPr>
+            <w:tcW w:w="3213" w:type="dxa"/>
+          </w:tcPr>
+          <w:p>
+            <w:r>
+              <w:rPr>
+                <w:sz w:val="18"/>
+              </w:rPr>
+              <w:t>«Учебные задания»</w:t>
+            </w:r>
+          </w:p>
+        </w:tc>
+        <w:tc>
+          <w:tcPr>
+            <w:tcW w:w="3213" w:type="dxa"/>
+          </w:tcPr>
+          <w:p>
+            <w:r>
+              <w:rPr>
+                <w:sz w:val="18"/>
+              </w:rPr>
+              <w:t>«Пожар: от сигнала до решения», «Неисправный датчик — не событие», «Проникновение на объект под охраной»</w:t>
+            </w:r>
+          </w:p>
+        </w:tc>
+      </w:tr>
+      <w:tr>
+        <w:trPr>
+          <w:jc w:val="center"/>
+        </w:trPr>
+        <w:tc>
+          <w:tcPr>
+            <w:tcW w:w="3213" w:type="dxa"/>
+          </w:tcPr>
+          <w:p>
+            <w:r>
+              <w:rPr>
+                <w:sz w:val="18"/>
+              </w:rPr>
+              <w:t>Телефон</w:t>
+            </w:r>
+          </w:p>
+        </w:tc>
+        <w:tc>
+          <w:tcPr>
+            <w:tcW w:w="3213" w:type="dxa"/>
+          </w:tcPr>
+          <w:p>
+            <w:r>
+              <w:rPr>
+                <w:sz w:val="18"/>
+              </w:rPr>
+              <w:t>адрес в браузере → «Добавить на главный экран»</w:t>
+            </w:r>
+          </w:p>
+        </w:tc>
+        <w:tc>
+          <w:tcPr>
+            <w:tcW w:w="3213" w:type="dxa"/>
+          </w:tcPr>
+          <w:p>
+            <w:r>
+              <w:rPr>
+                <w:sz w:val="18"/>
+              </w:rPr>
+              <w:t xml:space="preserve">то же, что на компьютере; меню — </w:t>
+            </w:r>
+            <w:r>
+              <w:rPr>
+                <w:sz w:val="18"/>
+              </w:rPr>
+              <w:t>кнопка ☰</w:t>
+            </w:r>
+          </w:p>
+        </w:tc>
+      </w:tr>
+    </w:tbl>
+    <w:p/>
+    <w:p>
+      <w:pPr>
+        <w:pStyle w:val="21"/>
+      </w:pPr>
+      <w:bookmarkStart w:id="9" w:name="_Toc241594701"/>
+      <w:r>
+        <w:t>9. Чего роль не делает</w:t>
+      </w:r>
+      <w:bookmarkEnd w:id="9"/>
+    </w:p>
+    <w:p>
+      <w:pPr>
+        <w:pStyle w:val="a0"/>
+      </w:pPr>
+      <w:r>
+        <w:t>Не утверждает заявки и не перехватывает чужие карточки — это руководитель.</w:t>
       </w:r>
     </w:p>
     <w:p>
@@ -1913,11 +2684,11 @@
       <w:pPr>
         <w:pStyle w:val="21"/>
       </w:pPr>
-      <w:bookmarkStart w:id="8" w:name="_Toc241494107"/>
+      <w:bookmarkStart w:id="10" w:name="_Toc241594702"/>
       <w:r>
-        <w:t>8. Вопросы</w:t>
+        <w:t>10. Вопросы</w:t>
       </w:r>
-      <w:bookmarkEnd w:id="8"/>
+      <w:bookmarkEnd w:id="10"/>
     </w:p>
     <w:p>
       <w:pPr>
@@ -1930,10 +2701,10 @@
         <w:t>Объекта не видно.</w:t>
       </w:r>
       <w:r>
-        <w:t xml:space="preserve"> ОДС видит весь район; если нет объекта — он не заведё</w:t>
+        <w:t xml:space="preserve"> ОДС видит вес</w:t>
       </w:r>
       <w:r>
-        <w:t>н в справочнике, обратитесь к аналитику.</w:t>
+        <w:t>ь район; если нет объекта — он не заведён в справочнике, обратитесь к аналитику.</w:t>
       </w:r>
     </w:p>
     <w:p>
@@ -2268,6 +3039,12 @@
     </w:lvlOverride>
   </w:num>
   <w:num w:numId="12">
+    <w:abstractNumId w:val="7"/>
+    <w:lvlOverride w:ilvl="0">
+      <w:startOverride w:val="1"/>
+    </w:lvlOverride>
+  </w:num>
+  <w:num w:numId="13">
     <w:abstractNumId w:val="7"/>
     <w:lvlOverride w:ilvl="0">
       <w:startOverride w:val="1"/>
@@ -13666,7 +14443,7 @@
     <w:autoRedefine/>
     <w:uiPriority w:val="39"/>
     <w:unhideWhenUsed/>
-    <w:rsid w:val="00866C54"/>
+    <w:rsid w:val="00855B97"/>
     <w:pPr>
       <w:spacing w:after="100"/>
     </w:pPr>
@@ -13678,7 +14455,7 @@
     <w:autoRedefine/>
     <w:uiPriority w:val="39"/>
     <w:unhideWhenUsed/>
-    <w:rsid w:val="00866C54"/>
+    <w:rsid w:val="00855B97"/>
     <w:pPr>
       <w:spacing w:after="100"/>
       <w:ind w:left="220"/>
@@ -13689,7 +14466,7 @@
     <w:basedOn w:val="a2"/>
     <w:uiPriority w:val="99"/>
     <w:unhideWhenUsed/>
-    <w:rsid w:val="00866C54"/>
+    <w:rsid w:val="00855B97"/>
     <w:rPr>
       <w:color w:val="0000FF" w:themeColor="hyperlink"/>
       <w:u w:val="single"/>
